--- a/9/Assign9-StephenPasco.docx
+++ b/9/Assign9-StephenPasco.docx
@@ -40,26 +40,6 @@
           <w:szCs w:val="20"/>
         </w:rPr>
         <w:t>CSCI S-89B Introduction to Natural Language Processing</w:t>
-      </w:r>
-    </w:p>
-    <w:p>
-      <w:pPr>
-        <w:spacing w:after="0" w:line="240" w:lineRule="auto"/>
-        <w:rPr>
-          <w:rFonts w:ascii="Courier New" w:hAnsi="Courier New" w:cs="Courier New"/>
-          <w:smallCaps/>
-          <w:sz w:val="20"/>
-          <w:szCs w:val="20"/>
-        </w:rPr>
-      </w:pPr>
-      <w:r>
-        <w:rPr>
-          <w:rFonts w:ascii="Courier New" w:hAnsi="Courier New" w:cs="Courier New"/>
-          <w:smallCaps/>
-          <w:sz w:val="20"/>
-          <w:szCs w:val="20"/>
-        </w:rPr>
-        <w:t xml:space="preserve">Collaborators: Google Gemini Flash for Q&amp;A – Understanding tasks and libraries </w:t>
       </w:r>
     </w:p>
     <w:p>
